--- a/GCCWebApp/0_Documentation/IssuesDefectList.docx
+++ b/GCCWebApp/0_Documentation/IssuesDefectList.docx
@@ -3,9 +3,23 @@
 <w:document xmlns:wpc="http://schemas.microsoft.com/office/word/2010/wordprocessingCanvas" xmlns:cx="http://schemas.microsoft.com/office/drawing/2014/chartex" xmlns:cx1="http://schemas.microsoft.com/office/drawing/2015/9/8/chartex" xmlns:cx2="http://schemas.microsoft.com/office/drawing/2015/10/21/chartex" xmlns:cx3="http://schemas.microsoft.com/office/drawing/2016/5/9/chartex" xmlns:cx4="http://schemas.microsoft.com/office/drawing/2016/5/10/chartex" xmlns:cx5="http://schemas.microsoft.com/office/drawing/2016/5/11/chartex" xmlns:cx6="http://schemas.microsoft.com/office/drawing/2016/5/12/chartex" xmlns:cx7="http://schemas.microsoft.com/office/drawing/2016/5/13/chartex" xmlns:cx8="http://schemas.microsoft.com/office/drawing/2016/5/14/chartex" xmlns:mc="http://schemas.openxmlformats.org/markup-compatibility/2006" xmlns:aink="http://schemas.microsoft.com/office/drawing/2016/ink" xmlns:am3d="http://schemas.microsoft.com/office/drawing/2017/model3d" xmlns:o="urn:schemas-microsoft-com:office:office" xmlns:oel="http://schemas.microsoft.com/office/2019/extlst" xmlns:r="http://schemas.openxmlformats.org/officeDocument/2006/relationships" xmlns:m="http://schemas.openxmlformats.org/officeDocument/2006/math" xmlns:v="urn:schemas-microsoft-com:vml" xmlns:wp14="http://schemas.microsoft.com/office/word/2010/wordprocessingDrawing" xmlns:wp="http://schemas.openxmlformats.org/drawingml/2006/wordprocessingDrawing" xmlns:w10="urn:schemas-microsoft-com:office:word" xmlns:w="http://schemas.openxmlformats.org/wordprocessingml/2006/main" xmlns:w14="http://schemas.microsoft.com/office/word/2010/wordml" xmlns:w15="http://schemas.microsoft.com/office/word/2012/wordml" xmlns:w16cex="http://schemas.microsoft.com/office/word/2018/wordml/cex" xmlns:w16cid="http://schemas.microsoft.com/office/word/2016/wordml/cid" xmlns:w16="http://schemas.microsoft.com/office/word/2018/wordml" xmlns:w16du="http://schemas.microsoft.com/office/word/2023/wordml/word16du" xmlns:w16sdtdh="http://schemas.microsoft.com/office/word/2020/wordml/sdtdatahash" xmlns:w16sdtfl="http://schemas.microsoft.com/office/word/2024/wordml/sdtformatlock" xmlns:w16se="http://schemas.microsoft.com/office/word/2015/wordml/symex" xmlns:wpg="http://schemas.microsoft.com/office/word/2010/wordprocessingGroup" xmlns:wpi="http://schemas.microsoft.com/office/word/2010/wordprocessingInk" xmlns:wne="http://schemas.microsoft.com/office/word/2006/wordml" xmlns:wps="http://schemas.microsoft.com/office/word/2010/wordprocessingShape" mc:Ignorable="w14 w15 w16se w16cid w16 w16cex w16sdtdh w16sdtfl w16du wp14">
   <w:body>
     <w:p>
-      <w:r>
+      <w:pPr>
+        <w:rPr>
+          <w:highlight w:val="yellow"/>
+        </w:rPr>
+      </w:pPr>
+      <w:r>
+        <w:rPr>
+          <w:highlight w:val="yellow"/>
+        </w:rPr>
         <w:t>Issues and Defect List :</w:t>
       </w:r>
+      <w:r>
+        <w:rPr>
+          <w:highlight w:val="yellow"/>
+        </w:rPr>
+        <w:t xml:space="preserve"> (10/27)</w:t>
+      </w:r>
     </w:p>
     <w:p>
       <w:pPr>
@@ -14,8 +28,14 @@
           <w:ilvl w:val="0"/>
           <w:numId w:val="1"/>
         </w:numPr>
-      </w:pPr>
-      <w:r>
+        <w:rPr>
+          <w:highlight w:val="yellow"/>
+        </w:rPr>
+      </w:pPr>
+      <w:r>
+        <w:rPr>
+          <w:highlight w:val="yellow"/>
+        </w:rPr>
         <w:t xml:space="preserve">Single Certificate Views image of certificate should be the uploaded certificate by a user. </w:t>
       </w:r>
     </w:p>
@@ -26,11 +46,15 @@
           <w:ilvl w:val="1"/>
           <w:numId w:val="1"/>
         </w:numPr>
+        <w:rPr>
+          <w:highlight w:val="yellow"/>
+        </w:rPr>
       </w:pPr>
       <w:hyperlink r:id="rId5" w:history="1">
         <w:r>
           <w:rPr>
             <w:rStyle w:val="Hyperlink"/>
+            <w:highlight w:val="yellow"/>
           </w:rPr>
           <w:t>Certificate Details - GreenCircle Certified Database</w:t>
         </w:r>
@@ -43,8 +67,14 @@
           <w:ilvl w:val="0"/>
           <w:numId w:val="1"/>
         </w:numPr>
-      </w:pPr>
-      <w:r>
+        <w:rPr>
+          <w:highlight w:val="yellow"/>
+        </w:rPr>
+      </w:pPr>
+      <w:r>
+        <w:rPr>
+          <w:highlight w:val="yellow"/>
+        </w:rPr>
         <w:t xml:space="preserve">Remove Privacy Policy link from footer. </w:t>
       </w:r>
     </w:p>
@@ -55,11 +85,15 @@
           <w:ilvl w:val="0"/>
           <w:numId w:val="1"/>
         </w:numPr>
+        <w:rPr>
+          <w:highlight w:val="yellow"/>
+        </w:rPr>
       </w:pPr>
       <w:hyperlink r:id="rId6" w:history="1">
         <w:r>
           <w:rPr>
             <w:rStyle w:val="Hyperlink"/>
+            <w:highlight w:val="yellow"/>
           </w:rPr>
           <w:t>http://localhost:5101/Certificate/CertificateTileViewInternal</w:t>
         </w:r>
@@ -72,20 +106,118 @@
           <w:ilvl w:val="1"/>
           <w:numId w:val="1"/>
         </w:numPr>
-      </w:pPr>
-      <w:r>
-        <w:t xml:space="preserve">Table view is difficult to read, can we expand the layout of the page to handle large table data. </w:t>
-      </w:r>
-    </w:p>
-    <w:p>
-      <w:pPr>
-        <w:pStyle w:val="ListParagraph"/>
-        <w:numPr>
-          <w:ilvl w:val="1"/>
-          <w:numId w:val="1"/>
-        </w:numPr>
-      </w:pPr>
-      <w:r>
+        <w:rPr>
+          <w:highlight w:val="yellow"/>
+        </w:rPr>
+      </w:pPr>
+      <w:hyperlink r:id="rId7" w:history="1">
+        <w:r>
+          <w:rPr>
+            <w:rStyle w:val="Hyperlink"/>
+            <w:highlight w:val="yellow"/>
+          </w:rPr>
+          <w:t>Home</w:t>
+        </w:r>
+      </w:hyperlink>
+      <w:r>
+        <w:rPr>
+          <w:highlight w:val="yellow"/>
+        </w:rPr>
+        <w:t>  </w:t>
+      </w:r>
+      <w:hyperlink r:id="rId8" w:history="1">
+        <w:r>
+          <w:rPr>
+            <w:rStyle w:val="Hyperlink"/>
+            <w:highlight w:val="yellow"/>
+          </w:rPr>
+          <w:t>Dashboard</w:t>
+        </w:r>
+      </w:hyperlink>
+      <w:r>
+        <w:rPr>
+          <w:highlight w:val="yellow"/>
+        </w:rPr>
+        <w:t>  Certificate Management</w:t>
+      </w:r>
+      <w:r>
+        <w:rPr>
+          <w:highlight w:val="yellow"/>
+        </w:rPr>
+        <w:t xml:space="preserve"> – breadcrumb is </w:t>
+      </w:r>
+      <w:proofErr w:type="spellStart"/>
+      <w:r>
+        <w:rPr>
+          <w:highlight w:val="yellow"/>
+        </w:rPr>
+        <w:t>woring</w:t>
+      </w:r>
+      <w:proofErr w:type="spellEnd"/>
+      <w:r>
+        <w:rPr>
+          <w:highlight w:val="yellow"/>
+        </w:rPr>
+        <w:t xml:space="preserve">. Certs are not under Dashboard. </w:t>
+      </w:r>
+    </w:p>
+    <w:p>
+      <w:pPr>
+        <w:pStyle w:val="ListParagraph"/>
+        <w:numPr>
+          <w:ilvl w:val="1"/>
+          <w:numId w:val="1"/>
+        </w:numPr>
+        <w:rPr>
+          <w:highlight w:val="yellow"/>
+        </w:rPr>
+      </w:pPr>
+      <w:r>
+        <w:rPr>
+          <w:highlight w:val="yellow"/>
+        </w:rPr>
+        <w:t>Table view is difficult to read, can we expand the layout of the page to handle large table data.</w:t>
+      </w:r>
+    </w:p>
+    <w:p>
+      <w:pPr>
+        <w:pStyle w:val="ListParagraph"/>
+        <w:numPr>
+          <w:ilvl w:val="2"/>
+          <w:numId w:val="1"/>
+        </w:numPr>
+        <w:rPr>
+          <w:highlight w:val="yellow"/>
+        </w:rPr>
+      </w:pPr>
+      <w:r>
+        <w:rPr>
+          <w:highlight w:val="yellow"/>
+        </w:rPr>
+        <w:t>Can the max width</w:t>
+      </w:r>
+      <w:r>
+        <w:rPr>
+          <w:highlight w:val="yellow"/>
+        </w:rPr>
+        <w:t xml:space="preserve"> </w:t>
+      </w:r>
+    </w:p>
+    <w:p>
+      <w:pPr>
+        <w:pStyle w:val="ListParagraph"/>
+        <w:numPr>
+          <w:ilvl w:val="1"/>
+          <w:numId w:val="1"/>
+        </w:numPr>
+        <w:rPr>
+          <w:highlight w:val="yellow"/>
+        </w:rPr>
+      </w:pPr>
+      <w:r>
+        <w:rPr>
+          <w:highlight w:val="yellow"/>
+        </w:rPr>
         <w:t xml:space="preserve">Too much white space/padding between buttons and Clear selection. </w:t>
       </w:r>
     </w:p>
@@ -96,8 +228,14 @@
           <w:ilvl w:val="1"/>
           <w:numId w:val="1"/>
         </w:numPr>
-      </w:pPr>
-      <w:r>
+        <w:rPr>
+          <w:highlight w:val="yellow"/>
+        </w:rPr>
+      </w:pPr>
+      <w:r>
+        <w:rPr>
+          <w:highlight w:val="yellow"/>
+        </w:rPr>
         <w:t xml:space="preserve">Download selected button should be at the top with the other buttons. </w:t>
       </w:r>
     </w:p>
@@ -108,8 +246,14 @@
           <w:ilvl w:val="1"/>
           <w:numId w:val="1"/>
         </w:numPr>
-      </w:pPr>
-      <w:r>
+        <w:rPr>
+          <w:highlight w:val="yellow"/>
+        </w:rPr>
+      </w:pPr>
+      <w:r>
+        <w:rPr>
+          <w:highlight w:val="yellow"/>
+        </w:rPr>
         <w:t xml:space="preserve">Download Selected and Export to Excel should not be in the clear selection area. </w:t>
       </w:r>
     </w:p>
@@ -120,8 +264,14 @@
           <w:ilvl w:val="1"/>
           <w:numId w:val="1"/>
         </w:numPr>
-      </w:pPr>
-      <w:r>
+        <w:rPr>
+          <w:highlight w:val="yellow"/>
+        </w:rPr>
+      </w:pPr>
+      <w:r>
+        <w:rPr>
+          <w:highlight w:val="yellow"/>
+        </w:rPr>
         <w:t xml:space="preserve">Actions column in the table icons are not fully visible, width layout issue. </w:t>
       </w:r>
     </w:p>
@@ -132,10 +282,380 @@
           <w:ilvl w:val="1"/>
           <w:numId w:val="1"/>
         </w:numPr>
-      </w:pPr>
-      <w:r>
+        <w:rPr>
+          <w:highlight w:val="yellow"/>
+        </w:rPr>
+      </w:pPr>
+      <w:r>
+        <w:rPr>
+          <w:highlight w:val="yellow"/>
+        </w:rPr>
         <w:t xml:space="preserve">Sort By dropdown is not working. </w:t>
       </w:r>
+    </w:p>
+    <w:p>
+      <w:pPr>
+        <w:pStyle w:val="ListParagraph"/>
+        <w:numPr>
+          <w:ilvl w:val="1"/>
+          <w:numId w:val="1"/>
+        </w:numPr>
+        <w:rPr>
+          <w:highlight w:val="yellow"/>
+        </w:rPr>
+      </w:pPr>
+      <w:r>
+        <w:rPr>
+          <w:highlight w:val="yellow"/>
+        </w:rPr>
+        <w:t>Actions column</w:t>
+      </w:r>
+    </w:p>
+    <w:p>
+      <w:pPr>
+        <w:pStyle w:val="ListParagraph"/>
+        <w:numPr>
+          <w:ilvl w:val="2"/>
+          <w:numId w:val="1"/>
+        </w:numPr>
+        <w:rPr>
+          <w:highlight w:val="yellow"/>
+        </w:rPr>
+      </w:pPr>
+      <w:r>
+        <w:rPr>
+          <w:highlight w:val="yellow"/>
+        </w:rPr>
+        <w:t xml:space="preserve">Download certificate not available. </w:t>
+      </w:r>
+    </w:p>
+    <w:p>
+      <w:pPr>
+        <w:pStyle w:val="ListParagraph"/>
+        <w:numPr>
+          <w:ilvl w:val="0"/>
+          <w:numId w:val="1"/>
+        </w:numPr>
+        <w:rPr>
+          <w:highlight w:val="yellow"/>
+        </w:rPr>
+      </w:pPr>
+      <w:hyperlink r:id="rId9" w:history="1">
+        <w:r>
+          <w:rPr>
+            <w:rStyle w:val="Hyperlink"/>
+            <w:highlight w:val="yellow"/>
+          </w:rPr>
+          <w:t>http://localhost:5101/Certificate/CertificateInternalView/83</w:t>
+        </w:r>
+      </w:hyperlink>
+    </w:p>
+    <w:p>
+      <w:pPr>
+        <w:pStyle w:val="ListParagraph"/>
+        <w:numPr>
+          <w:ilvl w:val="1"/>
+          <w:numId w:val="1"/>
+        </w:numPr>
+        <w:rPr>
+          <w:highlight w:val="yellow"/>
+        </w:rPr>
+      </w:pPr>
+      <w:r>
+        <w:rPr>
+          <w:highlight w:val="yellow"/>
+        </w:rPr>
+        <w:t xml:space="preserve">Edit certificate icon link is not working. </w:t>
+      </w:r>
+    </w:p>
+    <w:p>
+      <w:pPr>
+        <w:pStyle w:val="ListParagraph"/>
+        <w:numPr>
+          <w:ilvl w:val="1"/>
+          <w:numId w:val="1"/>
+        </w:numPr>
+        <w:rPr>
+          <w:highlight w:val="yellow"/>
+        </w:rPr>
+      </w:pPr>
+      <w:r>
+        <w:rPr>
+          <w:highlight w:val="yellow"/>
+        </w:rPr>
+        <w:t xml:space="preserve">Download link is not working. </w:t>
+      </w:r>
+    </w:p>
+    <w:p>
+      <w:pPr>
+        <w:pStyle w:val="ListParagraph"/>
+        <w:numPr>
+          <w:ilvl w:val="1"/>
+          <w:numId w:val="1"/>
+        </w:numPr>
+        <w:rPr>
+          <w:highlight w:val="yellow"/>
+        </w:rPr>
+      </w:pPr>
+      <w:r>
+        <w:rPr>
+          <w:highlight w:val="yellow"/>
+        </w:rPr>
+        <w:t xml:space="preserve">Delete icon is not working. </w:t>
+      </w:r>
+    </w:p>
+    <w:p>
+      <w:pPr>
+        <w:pStyle w:val="ListParagraph"/>
+        <w:numPr>
+          <w:ilvl w:val="1"/>
+          <w:numId w:val="1"/>
+        </w:numPr>
+        <w:rPr>
+          <w:highlight w:val="yellow"/>
+        </w:rPr>
+      </w:pPr>
+      <w:hyperlink r:id="rId10" w:history="1">
+        <w:r>
+          <w:rPr>
+            <w:rStyle w:val="Hyperlink"/>
+            <w:highlight w:val="yellow"/>
+          </w:rPr>
+          <w:t>http://localhost:5101/Certificate/CertificateInternalView/83</w:t>
+        </w:r>
+      </w:hyperlink>
+      <w:r>
+        <w:rPr>
+          <w:highlight w:val="yellow"/>
+        </w:rPr>
+        <w:t xml:space="preserve"> - the link should be a certificate number instead of 83. </w:t>
+      </w:r>
+    </w:p>
+    <w:p>
+      <w:pPr>
+        <w:pStyle w:val="ListParagraph"/>
+        <w:numPr>
+          <w:ilvl w:val="1"/>
+          <w:numId w:val="1"/>
+        </w:numPr>
+        <w:rPr>
+          <w:highlight w:val="yellow"/>
+        </w:rPr>
+      </w:pPr>
+      <w:r>
+        <w:rPr>
+          <w:highlight w:val="yellow"/>
+        </w:rPr>
+        <w:t>Custom URL missing?</w:t>
+      </w:r>
+    </w:p>
+    <w:p>
+      <w:pPr>
+        <w:pStyle w:val="ListParagraph"/>
+        <w:numPr>
+          <w:ilvl w:val="0"/>
+          <w:numId w:val="1"/>
+        </w:numPr>
+      </w:pPr>
+      <w:r>
+        <w:t>N</w:t>
+      </w:r>
+      <w:r>
+        <w:t>ew</w:t>
+      </w:r>
+    </w:p>
+    <w:p>
+      <w:pPr>
+        <w:pStyle w:val="ListParagraph"/>
+        <w:numPr>
+          <w:ilvl w:val="0"/>
+          <w:numId w:val="1"/>
+        </w:numPr>
+      </w:pPr>
+      <w:r>
+        <w:t xml:space="preserve">Left hand column filters updated to use data from database, it was using hardcoded values. </w:t>
+      </w:r>
+    </w:p>
+    <w:p>
+      <w:pPr>
+        <w:pStyle w:val="ListParagraph"/>
+        <w:numPr>
+          <w:ilvl w:val="1"/>
+          <w:numId w:val="1"/>
+        </w:numPr>
+      </w:pPr>
+      <w:r>
+        <w:t xml:space="preserve">  Complete Filter Summary:</w:t>
+      </w:r>
+    </w:p>
+    <w:p>
+      <w:pPr>
+        <w:pStyle w:val="ListParagraph"/>
+        <w:numPr>
+          <w:ilvl w:val="1"/>
+          <w:numId w:val="1"/>
+        </w:numPr>
+      </w:pPr>
+    </w:p>
+    <w:p>
+      <w:pPr>
+        <w:ind w:left="1080"/>
+      </w:pPr>
+      <w:r>
+        <w:t xml:space="preserve">  | Filter         </w:t>
+      </w:r>
+      <w:r>
+        <w:t xml:space="preserve">          </w:t>
+      </w:r>
+      <w:r>
+        <w:t xml:space="preserve">     | Filtering Logic                        </w:t>
+      </w:r>
+      <w:r>
+        <w:t xml:space="preserve">             </w:t>
+      </w:r>
+      <w:r>
+        <w:t xml:space="preserve">  | Result          </w:t>
+      </w:r>
+      <w:r>
+        <w:t xml:space="preserve">     </w:t>
+      </w:r>
+      <w:r>
+        <w:t xml:space="preserve">  |</w:t>
+      </w:r>
+    </w:p>
+    <w:p>
+      <w:pPr>
+        <w:ind w:left="1080"/>
+      </w:pPr>
+      <w:r>
+        <w:t xml:space="preserve">  |---------------------|------------------------------------------|-------------------|</w:t>
+      </w:r>
+    </w:p>
+    <w:p>
+      <w:pPr>
+        <w:ind w:left="1080"/>
+      </w:pPr>
+      <w:r>
+        <w:t xml:space="preserve">  | Certification Types | Only types with </w:t>
+      </w:r>
+      <w:proofErr w:type="spellStart"/>
+      <w:r>
+        <w:t>certificateCount</w:t>
+      </w:r>
+      <w:proofErr w:type="spellEnd"/>
+      <w:r>
+        <w:t xml:space="preserve"> &gt; 0     | </w:t>
+      </w:r>
+      <w:r>
+        <w:rPr>
+          <w:rFonts w:ascii="Segoe UI Emoji" w:hAnsi="Segoe UI Emoji" w:cs="Segoe UI Emoji"/>
+        </w:rPr>
+        <w:t>✅</w:t>
+      </w:r>
+      <w:r>
+        <w:t xml:space="preserve"> Updated         |</w:t>
+      </w:r>
+    </w:p>
+    <w:p>
+      <w:pPr>
+        <w:ind w:left="1080"/>
+      </w:pPr>
+      <w:r>
+        <w:lastRenderedPageBreak/>
+        <w:t xml:space="preserve">  | Companies           | Only companies with </w:t>
+      </w:r>
+      <w:proofErr w:type="spellStart"/>
+      <w:r>
+        <w:t>certificateCount</w:t>
+      </w:r>
+      <w:proofErr w:type="spellEnd"/>
+      <w:r>
+        <w:t xml:space="preserve"> &gt; 0 | </w:t>
+      </w:r>
+      <w:r>
+        <w:rPr>
+          <w:rFonts w:ascii="Segoe UI Emoji" w:hAnsi="Segoe UI Emoji" w:cs="Segoe UI Emoji"/>
+        </w:rPr>
+        <w:t>✅</w:t>
+      </w:r>
+      <w:r>
+        <w:t xml:space="preserve"> Already updated |</w:t>
+      </w:r>
+    </w:p>
+    <w:p>
+      <w:pPr>
+        <w:ind w:left="1080"/>
+      </w:pPr>
+      <w:r>
+        <w:t xml:space="preserve">  | Countries           | Only countries with count &gt; 0            | </w:t>
+      </w:r>
+      <w:r>
+        <w:rPr>
+          <w:rFonts w:ascii="Segoe UI Emoji" w:hAnsi="Segoe UI Emoji" w:cs="Segoe UI Emoji"/>
+        </w:rPr>
+        <w:t>✅</w:t>
+      </w:r>
+      <w:r>
+        <w:t xml:space="preserve"> Already updated |</w:t>
+      </w:r>
+    </w:p>
+    <w:p>
+      <w:pPr>
+        <w:ind w:left="1080"/>
+      </w:pPr>
+      <w:r>
+        <w:t xml:space="preserve">  | Product Categories  | Hierarchical, active only                | </w:t>
+      </w:r>
+      <w:r>
+        <w:rPr>
+          <w:rFonts w:ascii="Segoe UI Emoji" w:hAnsi="Segoe UI Emoji" w:cs="Segoe UI Emoji"/>
+        </w:rPr>
+        <w:t>✅</w:t>
+      </w:r>
+      <w:r>
+        <w:t xml:space="preserve"> Database-driven |</w:t>
+      </w:r>
+    </w:p>
+    <w:p>
+      <w:pPr>
+        <w:ind w:left="1080"/>
+      </w:pPr>
+      <w:r>
+        <w:t xml:space="preserve">  | Additional Tags     | External tags, active only               | </w:t>
+      </w:r>
+      <w:r>
+        <w:rPr>
+          <w:rFonts w:ascii="Segoe UI Emoji" w:hAnsi="Segoe UI Emoji" w:cs="Segoe UI Emoji"/>
+        </w:rPr>
+        <w:t>✅</w:t>
+      </w:r>
+      <w:r>
+        <w:t xml:space="preserve"> Database-driven |</w:t>
+      </w:r>
+    </w:p>
+    <w:p>
+      <w:pPr>
+        <w:pStyle w:val="ListParagraph"/>
+        <w:numPr>
+          <w:ilvl w:val="1"/>
+          <w:numId w:val="1"/>
+        </w:numPr>
+      </w:pPr>
+      <w:r>
+        <w:t>Replace hardcoded filter values on Certificates pages, Public, external and i</w:t>
+      </w:r>
+      <w:r>
+        <w:t>nternal.</w:t>
+      </w:r>
+    </w:p>
+    <w:p>
+      <w:pPr>
+        <w:pStyle w:val="ListParagraph"/>
+        <w:numPr>
+          <w:ilvl w:val="1"/>
+          <w:numId w:val="1"/>
+        </w:numPr>
+      </w:pPr>
     </w:p>
     <w:p/>
     <w:sectPr>
@@ -177,7 +697,7 @@
         <w:rFonts w:ascii="Courier New" w:hAnsi="Courier New" w:cs="Courier New" w:hint="default"/>
       </w:rPr>
     </w:lvl>
-    <w:lvl w:ilvl="2" w:tplc="04090005" w:tentative="1">
+    <w:lvl w:ilvl="2" w:tplc="04090005">
       <w:start w:val="1"/>
       <w:numFmt w:val="bullet"/>
       <w:lvlText w:val=""/>
